--- a/Manuscript_HC_v1.docx
+++ b/Manuscript_HC_v1.docx
@@ -2,7 +2,7 @@
 <file path=word/document.xml><?xml version="1.0" encoding="utf-8"?>
 <w:document xmlns:w="http://schemas.openxmlformats.org/wordprocessingml/2006/main" xmlns:m="http://schemas.openxmlformats.org/officeDocument/2006/math" xmlns:r="http://schemas.openxmlformats.org/officeDocument/2006/relationships" xmlns:o="urn:schemas-microsoft-com:office:office" xmlns:v="urn:schemas-microsoft-com:vml" xmlns:w10="urn:schemas-microsoft-com:office:word" xmlns:a="http://schemas.openxmlformats.org/drawingml/2006/main" xmlns:pic="http://schemas.openxmlformats.org/drawingml/2006/picture" xmlns:wp="http://schemas.openxmlformats.org/drawingml/2006/wordprocessingDrawing">
   <w:body>
-    <w:bookmarkStart w:id="40" w:name="X8394c1104052c25381e5b5b522c2143771781e2"/>
+    <w:bookmarkStart w:id="40" w:name="X019dfd3b926bdeba78823231530c439a2c52b22"/>
     <w:p>
       <w:pPr>
         <w:pStyle w:val="Heading1"/>
@@ -15,7 +15,7 @@
           <w:color w:val="000000"/>
           <w:sz w:val="28"/>
         </w:rPr>
-        <w:t xml:space="preserve">Translation-related transcriptional programs in hepatocellular carcinoma: disease-context-dependent remodeling revealed by cross-disease comparison with heart failure</w:t>
+        <w:t xml:space="preserve">Translation-related transcriptional programs in HCC: disease-context-dependent remodeling versus heart failure</w:t>
       </w:r>
     </w:p>
     <w:p>
@@ -327,6 +327,7 @@
     <w:p>
       <w:pPr>
         <w:pStyle w:val="Heading2"/>
+        <w:pageBreakBefore/>
         <w:spacing w:line="480" w:lineRule="auto"/>
       </w:pPr>
       <w:r>
@@ -590,7 +591,7 @@
           <w:color w:val="000000"/>
           <w:sz w:val="24"/>
         </w:rPr>
-        <w:t xml:space="preserve">= 0.039). Despite distinct network architecture, 24 of 33 translation-related pathways exhibited mirror perturbation between diseases (Spearman ρ = −0.598,</w:t>
+        <w:t xml:space="preserve">= 0.039). Despite the distinct network architecture, 24 of 33 translation-related pathways exhibited mirror perturbation between diseases (Spearman ρ = −0.598,</w:t>
       </w:r>
       <w:r>
         <w:rPr>
@@ -628,7 +629,7 @@
           <w:color w:val="000000"/>
           <w:sz w:val="24"/>
         </w:rPr>
-        <w:t xml:space="preserve">= 0.0003), a pattern absent in same-organ disease controls (hypertrophic cardiomyopathy, ρ = −0.036; cirrhosis, ρ = +0.402). ATF4 was the strongest individual TF correlate of TATS (ρ = +0.500, FDR &lt; 0.0001), while MYC target pathway activity showed the highest overall association (ρ = +0.753,</w:t>
+        <w:t xml:space="preserve">= 0.0003), a pattern absent in same-organ disease controls (hypertrophic cardiomyopathy, ρ = −0.036; cirrhosis, ρ = +0.402). ATF4 was the strongest individual TF correlate of TATS (ρ = +0.500, FDR &lt; 0.0001), whereas MYC target pathway activity showed the highest overall association (ρ = +0.753,</w:t>
       </w:r>
       <w:r>
         <w:rPr>
@@ -700,7 +701,7 @@
           <w:color w:val="000000"/>
           <w:sz w:val="24"/>
         </w:rPr>
-        <w:t xml:space="preserve">Translation-related programs in HCC are organized through disease-specific network architecture yet converge on shared functional themes with opposite perturbation directions relative to HF. These findings identify disease-context-dependent remodeling, with proliferative (MYC) and stress-responsive (ATF4/integrated stress response) signaling as dominant associated regulatory dimensions, providing a framework for translation-targeted investigation in HCC.</w:t>
+        <w:t xml:space="preserve">Translation-related programs in HCC are organized through a disease-specific network architecture, yet converge on shared functional themes with opposite perturbation directions relative to HF. These findings identified disease-context-dependent remodeling, with proliferative (MYC) and stress-responsive (ATF4/integrated stress response) signaling as the dominant associated regulatory dimensions, providing a framework for translation-targeted investigation in HCC.</w:t>
       </w:r>
     </w:p>
     <w:bookmarkEnd w:id="9"/>
@@ -732,7 +733,7 @@
           <w:color w:val="000000"/>
           <w:sz w:val="24"/>
         </w:rPr>
-        <w:t xml:space="preserve">Hepatocellular carcinoma (HCC) is an aggressive malignancy whose growth is sustained by unrestrained proliferation, which in turn demands a dramatically expanded capacity for protein synthesis[1,2]. Translation — the final and most energetically expensive step of gene expression — is central to this demand[3]. In HCC, oncogenic pathways converge on the translational apparatus to upregulate ribosome biogenesis and protein synthesis[4,5], and translational control is increasingly recognized as a targetable vulnerability in cancer[6,7]. MYC, a master regulator of both proliferation and translation, is among the most frequently activated oncogenes in HCC[8].</w:t>
+        <w:t xml:space="preserve">Hepatocellular carcinoma (HCC) is an aggressive malignancy whose growth is sustained by unrestrained proliferation, which in turn demands a dramatically expanded capacity for protein synthesis[1,2]. Translation, the final and most energetically expensive step of gene expression, is central to this demand[3]. In HCC, oncogenic pathways converge on the translational apparatus to upregulate ribosome biogenesis and protein synthesis[4,5], and translational control is increasingly being recognized as a targetable vulnerability in cancer[6,7]. MYC, a master regulator of both proliferation and translation, is among the most frequently activated oncogenes in HCC[8].</w:t>
       </w:r>
     </w:p>
     <w:p>
@@ -747,7 +748,7 @@
           <w:color w:val="000000"/>
           <w:sz w:val="24"/>
         </w:rPr>
-        <w:t xml:space="preserve">Translation-related transcriptional programs, however, are not uniformly activated across disease states. Heart failure (HF), a chronic degenerative condition of the energy-depleted myocardium, is characterized by suppression of anabolic processes, including ribosome biogenesis and cap-dependent translation, as a response associated with energy conservation[9,10]. mTORC1 signaling, a central anabolic regulator of translation, is inhibited in the failing heart[11,12]. These mirror-image pressures on the same molecular machinery raise a fundamental question: does the same translation-related transcriptional program operate in both diseases, with disease context determining only the direction of perturbation[13]?</w:t>
+        <w:t xml:space="preserve">Translation-related transcriptional programs, however, are not uniformly activated across disease states. Heart failure (HF), a chronic degenerative condition of the energy-depleted myocardium, is characterized by suppression of anabolic processes, including ribosome biogenesis and cap-dependent translation, as a response associated with energy conservation[9,10]. mTORC1 signaling, a central anabolic regulator of translation, is inhibited in the failing heart[11,12]. These mirror-image pressures on the same molecular machinery raise a fundamental question: does the same translation-related transcriptional program operate in both diseases, with the disease context determining only the direction of perturbation[13]?</w:t>
       </w:r>
     </w:p>
     <w:p>
@@ -762,7 +763,7 @@
           <w:color w:val="000000"/>
           <w:sz w:val="24"/>
         </w:rPr>
-        <w:t xml:space="preserve">Answering this question requires moving beyond single-disease frameworks. Existing transcriptomic studies of translation-related programs have largely been confined to single-disease contexts, identifying differentially expressed genes, co-expression modules, or prognostic signatures within one disease at a time[13]. While these studies have generated valuable disease-specific insights, they cannot distinguish features that are disease-specific from those reflecting general organizational principles of the translational system. Cross-disease comparative transcriptomics — parallel analysis of independent datasets using identical computational pipelines — provides a direct strategy. Here, we applied an integrative cross-disease framework to investigate how disease context shapes translation-related programs in HCC, with three objectives: (i) identify translation-related co-expression modules via systematic WGCNA-based module discovery; (ii) quantitatively compare pathway-level perturbation across diseases; and (iii) investigate transcriptional correlates of translation-related activity — explicitly testing whether network organization is shared or disease-specific rather than assuming module conservation.</w:t>
+        <w:t xml:space="preserve">Answering this question requires moving beyond a single disease framework. Existing transcriptomic studies on translation-related programs have largely been confined to single-disease contexts, identifying differentially expressed genes, co-expression modules, or prognostic signatures within one disease at a time[13]. While these studies have generated valuable disease-specific insights, they cannot distinguish disease-specific features from those reflecting the general organizational principles of the translational system. Cross-disease comparative transcriptomics — the parallel analysis of independent datasets using identical computational pipelines — provides a direct strategy. Here, we applied an integrative cross-disease framework to investigate how disease context shapes translation-related programs in HCC, with three objectives: (i) identify translation-related co-expression modules via systematic WGCNA-based module discovery, (ii) quantitatively compare pathway-level perturbations across diseases, and (iii) investigate transcriptional correlates of translation-related activity, explicitly testing whether network organization is shared or disease-specific rather than assuming module conservation.</w:t>
       </w:r>
     </w:p>
     <w:bookmarkEnd w:id="10"/>
@@ -810,7 +811,7 @@
           <w:color w:val="000000"/>
           <w:sz w:val="24"/>
         </w:rPr>
-        <w:t xml:space="preserve">All datasets used in this study are publicly available and were originally collected with informed consent and ethical approval as described in their respective publications. No new data involving human participants or animals were generated.</w:t>
+        <w:t xml:space="preserve">All datasets used in this study are publicly available and were collected with informed consent and ethical approval, as described in their respective publications. No new data involving human participants or animals were generated.</w:t>
       </w:r>
     </w:p>
     <w:p>
@@ -825,7 +826,7 @@
           <w:color w:val="000000"/>
           <w:sz w:val="24"/>
         </w:rPr>
-        <w:t xml:space="preserve">Datasets were selected based on the following criteria: (i) availability of both disease and non-disease control samples within the same study; (ii) sample size ≥ 100; and (iii) raw or normalized expression matrices publicly available.</w:t>
+        <w:t xml:space="preserve">Datasets were selected based on the following criteria: (i) availability of both disease and non-disease control samples within the same study, (ii) sample size ≥ 100, and (iii) publicly available raw or normalized expression matrices.</w:t>
       </w:r>
     </w:p>
     <w:p>
@@ -925,7 +926,7 @@
           <w:color w:val="000000"/>
           <w:sz w:val="24"/>
         </w:rPr>
-        <w:t xml:space="preserve">intensity ≥ 4) in ≥ 20% of samples, mapped to gene symbols via the hugene11sttranscriptcluster.db annotation package, with multiple probes averaged per gene.</w:t>
+        <w:t xml:space="preserve">intensity ≥ 4) in ≥ 20% of samples and mapped to gene symbols via the hugene11sttranscriptcluster.db annotation package, with multiple probes averaged per gene.</w:t>
       </w:r>
     </w:p>
     <w:p>
@@ -1034,7 +1035,7 @@
           <w:color w:val="000000"/>
           <w:sz w:val="24"/>
         </w:rPr>
-        <w:t xml:space="preserve">for counts. Three recurrent tumor samples were excluded from differential expression and pathway analyses, so all downstream analyses used</w:t>
+        <w:t xml:space="preserve">for counts. Three recurrent tumor samples were excluded from differential expression and pathway analyses; therefore, all downstream analyses used</w:t>
       </w:r>
       <w:r>
         <w:rPr>
@@ -1146,7 +1147,7 @@
           <w:color w:val="000000"/>
           <w:sz w:val="24"/>
         </w:rPr>
-        <w:t xml:space="preserve">parameters (design = ~ 1), following filtering for genes with counts ≥ 10 in at least 20% of samples. Ensembl IDs were converted to gene symbols via org.Hs.eg.db.</w:t>
+        <w:t xml:space="preserve">parameters (design = ~ 1), followed by filtering for genes with counts ≥ 10 in at least 20% of samples. Ensembl IDs were converted into gene symbols using org.Hs.eg.db.</w:t>
       </w:r>
     </w:p>
     <w:p>
@@ -1218,7 +1219,7 @@
           <w:color w:val="000000"/>
           <w:sz w:val="24"/>
         </w:rPr>
-        <w:t xml:space="preserve">= 148 HCC tumors (RNA-seq), 94 OS events. Processing pipeline identical to TCGA-LIHC.</w:t>
+        <w:t xml:space="preserve">= 148 HCC tumors (RNA-seq), and 94 OS events. Processing pipeline identical to that of TCGA-LIHC.</w:t>
       </w:r>
     </w:p>
     <w:p>
@@ -1310,7 +1311,7 @@
           <w:color w:val="000000"/>
           <w:sz w:val="24"/>
         </w:rPr>
-        <w:t xml:space="preserve">= 115 HCC tumors, GPL10558 Illumina HumanHT-12 V4.0) were downloaded from GEO for external TATS validation. Processing and TATS calculation were performed identically across all validation cohorts.</w:t>
+        <w:t xml:space="preserve">= 115 HCC tumors, GPL10558 Illumina HumanHT-12 V4.0) were downloaded from GEO for external TATS validation. Processing and TATS calculations were performed identically across all validation cohorts.</w:t>
       </w:r>
     </w:p>
     <w:bookmarkEnd w:id="11"/>
@@ -1342,7 +1343,7 @@
           <w:color w:val="000000"/>
           <w:sz w:val="24"/>
         </w:rPr>
-        <w:t xml:space="preserve">WGCNA input data consisted of gene expression matrices filtered and normalized as described above. For GSE57338 (microarray data), the bottom 20% of genes by variance were removed, and the top 6,000 most variable genes were retained for network construction (retaining 177 of 214 ribosomal/translation-related genes in the full expression matrix). For GSE141198 (RNA-seq data), all expressed genes passing the above filters (5,003 genes) were used. Signed network analysis was performed using the WGCNA package[15,16]. The soft threshold β was selected to best approximate the scale-free topology criterion (targeting R² ≈ 0.85; GSE57338: β = 17, signed R² = 0.865; GSE141198: β = 4, R² = 0.84; Supplementary Fig. S3). Network construction parameters were independently optimized for each dataset according to platform-specific data characteristics, rather than artificially matched across diseases.</w:t>
+        <w:t xml:space="preserve">The WGCNA input data consisted of gene expression matrices that were filtered and normalized as described above. For GSE57338 (microarray data), the bottom 20% of genes by variance were removed, and the top 6,000 most variable genes were retained for network construction (retaining 177 of 214 ribosomal/translation-related genes in the full expression matrix). For GSE141198 (RNA-seq data), all the expressed genes that passed the above filters (5,003 genes) were used. Signed network analysis was performed using the WGCNA package[15,16]. The soft threshold, β, was selected to best approximate the scale-free topology criterion (targeting R² ≈ 0.85; GSE57338: β = 17, signed R² = 0.865; GSE141198: β = 4, R² = 0.84; Supplementary Fig. S3). Network construction parameters were independently optimized for each dataset according to platform-specific data characteristics, rather than being artificially matched across diseases.</w:t>
       </w:r>
     </w:p>
     <w:p>
@@ -1357,7 +1358,7 @@
           <w:color w:val="000000"/>
           <w:sz w:val="24"/>
         </w:rPr>
-        <w:t xml:space="preserve">For GSE57338, a manual stepwise procedure was used: Pearson correlation (stats::cor) → signed adjacency matrix [(0.5 × (1 + cor))^β] → TOM similarity (WGCNA::TOMsimilarity, TOMType =</w:t>
+        <w:t xml:space="preserve">For GSE57338, the following manual stepwise procedure was used: Pearson correlation (stats::cor) → signed adjacency matrix [(0.5 × (1 + cor))^β] → TOM similarity (WGCNA::TOMsimilarity, TOMType =</w:t>
       </w:r>
       <w:r>
         <w:rPr>
@@ -1499,7 +1500,7 @@
           <w:color w:val="000000"/>
           <w:sz w:val="24"/>
         </w:rPr>
-        <w:t xml:space="preserve">Rather than designating a translation-related module by manual inspection or prior assumption, an objective translation-enrichment scoring procedure was applied. For each module, GO Biological Process enrichment was performed using clusterProfiler[17] (enrichGO, ont =</w:t>
+        <w:t xml:space="preserve">Rather than designating a translation-related module based on manual inspection or prior assumptions, an objective translation-enrichment scoring procedure was applied. For each module, GO Biological Process enrichment was performed using clusterProfiler[17] (enrichGO, ont =</w:t>
       </w:r>
       <w:r>
         <w:rPr>
@@ -1553,7 +1554,7 @@
           <w:color w:val="000000"/>
           <w:sz w:val="24"/>
         </w:rPr>
-        <w:t xml:space="preserve">, qvalueCutoff = 0.1). A module-level translation enrichment score was computed as: (number of significantly enriched GO terms matching translation-related keywords [</w:t>
+        <w:t xml:space="preserve">, qvalueCutoff = 0.1). A module-level translation enrichment score was computed as follows: (number of significantly enriched GO terms matching translation-related keywords [</w:t>
       </w:r>
       <w:r>
         <w:rPr>
@@ -1599,43 +1600,43 @@
           <w:color w:val="000000"/>
           <w:sz w:val="24"/>
         </w:rPr>
-        <w:t xml:space="preserve">of the best p.adjust among those terms). The module with the highest translation-enrichment score was designated the translation-related module. In this study,</w:t>
-      </w:r>
-      <w:r>
-        <w:rPr>
-          <w:rFonts w:ascii="Times New Roman" w:hAnsi="Times New Roman"/>
-          <w:b w:val="0"/>
-          <w:color w:val="000000"/>
-          <w:sz w:val="24"/>
-        </w:rPr>
-        <w:t xml:space="preserve"> </w:t>
-      </w:r>
-      <w:r>
-        <w:rPr>
-          <w:rFonts w:ascii="Times New Roman" w:hAnsi="Times New Roman"/>
-          <w:b w:val="0"/>
-          <w:color w:val="000000"/>
-          <w:sz w:val="24"/>
-        </w:rPr>
-        <w:t xml:space="preserve">“translation-related transcriptional programs”</w:t>
-      </w:r>
-      <w:r>
-        <w:rPr>
-          <w:rFonts w:ascii="Times New Roman" w:hAnsi="Times New Roman"/>
-          <w:b w:val="0"/>
-          <w:color w:val="000000"/>
-          <w:sz w:val="24"/>
-        </w:rPr>
-        <w:t xml:space="preserve"> </w:t>
-      </w:r>
-      <w:r>
-        <w:rPr>
-          <w:rFonts w:ascii="Times New Roman" w:hAnsi="Times New Roman"/>
-          <w:b w:val="0"/>
-          <w:color w:val="000000"/>
-          <w:sz w:val="24"/>
-        </w:rPr>
-        <w:t xml:space="preserve">refer to coordinated expression patterns of genes involved in ribosome biogenesis, translation machinery, and associated regulatory processes, rather than direct measurements of protein synthesis activity. The GSE141198 blue module was identified as the translation-related module using the same keyword-based approach.</w:t>
+        <w:t xml:space="preserve">of the best p.adjust among those terms). The module with the highest translation-enrichment score was designated the translation-related module.</w:t>
+      </w:r>
+      <w:r>
+        <w:rPr>
+          <w:rFonts w:ascii="Times New Roman" w:hAnsi="Times New Roman"/>
+          <w:b w:val="0"/>
+          <w:color w:val="000000"/>
+          <w:sz w:val="24"/>
+        </w:rPr>
+        <w:t xml:space="preserve"> </w:t>
+      </w:r>
+      <w:r>
+        <w:rPr>
+          <w:rFonts w:ascii="Times New Roman" w:hAnsi="Times New Roman"/>
+          <w:b w:val="0"/>
+          <w:color w:val="000000"/>
+          <w:sz w:val="24"/>
+        </w:rPr>
+        <w:t xml:space="preserve">“Translation-related transcriptional programs”</w:t>
+      </w:r>
+      <w:r>
+        <w:rPr>
+          <w:rFonts w:ascii="Times New Roman" w:hAnsi="Times New Roman"/>
+          <w:b w:val="0"/>
+          <w:color w:val="000000"/>
+          <w:sz w:val="24"/>
+        </w:rPr>
+        <w:t xml:space="preserve"> </w:t>
+      </w:r>
+      <w:r>
+        <w:rPr>
+          <w:rFonts w:ascii="Times New Roman" w:hAnsi="Times New Roman"/>
+          <w:b w:val="0"/>
+          <w:color w:val="000000"/>
+          <w:sz w:val="24"/>
+        </w:rPr>
+        <w:t xml:space="preserve">refer to the coordinated expression patterns of genes involved in ribosome biogenesis, translation machinery, and associated regulatory processes rather than direct measurements of protein synthesis activity. The GSE141198 blue module was identified as the translation-related module using the same keyword-based approach.</w:t>
       </w:r>
     </w:p>
     <w:p>
@@ -1669,7 +1670,7 @@
           <w:color w:val="000000"/>
           <w:sz w:val="24"/>
         </w:rPr>
-        <w:t xml:space="preserve">Hub genes within the translation-related module were identified post hoc using the dual criteria of intramodular connectivity (|Module Membership| &gt; 0.80) and gene significance for the disease phenotype (|Gene Significance| &gt; 0.20). Hub genes were ranked by the product |GS| × |MM|. No genes were pre-specified or excluded based on biological expectations.</w:t>
+        <w:t xml:space="preserve">Hub genes within the translation-related module were identified post hoc using the dual criteria of intramodular connectivity (|Module Membership| &gt; 0.80) and Gene Significance for disease phenotype (|Gene Significance| &gt; 0.20). Hub genes were ranked according to product |GS| × |MM|. No genes were prespecified or excluded based on biological expectations.</w:t>
       </w:r>
     </w:p>
     <w:p>
@@ -1703,7 +1704,7 @@
           <w:color w:val="000000"/>
           <w:sz w:val="24"/>
         </w:rPr>
-        <w:t xml:space="preserve">To verify that the green module represents a genuine internally robust co-expression structure rather than an artifact of the β = 17 soft-threshold parameter, intra-modular connectivity was assessed via the topological overlap matrix (TOM). Mean intra-modular TOM for the green module (227 genes) was compared against a null distribution from 10,000 random gene sets of equal size, yielding a</w:t>
+        <w:t xml:space="preserve">To verify that the green module represents a genuine internally robust co-expression structure rather than an artifact of the β = 17 soft-threshold parameter, intra-modular connectivity was assessed using the topological overlap matrix (TOM). The mean intra-modular TOM for the green module (227 genes) was compared against a null distribution from 10,000 random gene sets of equal size, yielding a</w:t>
       </w:r>
       <w:r>
         <w:rPr>
@@ -1732,7 +1733,7 @@
           <w:color w:val="000000"/>
           <w:sz w:val="24"/>
         </w:rPr>
-        <w:t xml:space="preserve">-score and empirical</w:t>
+        <w:t xml:space="preserve">-score and an empirical</w:t>
       </w:r>
       <w:r>
         <w:rPr>
@@ -1761,7 +1762,7 @@
           <w:color w:val="000000"/>
           <w:sz w:val="24"/>
         </w:rPr>
-        <w:t xml:space="preserve">-value. Module stability was further evaluated by gene-level jackknife resampling (90% retention, 100 iterations) assessing the coefficient of variation (CV) of intra-modular connectivity. Cross-disease coherence of green module genes in the independent GSE141198 expression matrix was assessed against 1,000 random gene sets (Supplementary Fig. S4).</w:t>
+        <w:t xml:space="preserve">-value. Module stability was further evaluated using gene-level jackknife resampling (90% retention, 100 iterations) to assess the coefficient of variation (CV) of intra-modular connectivity. The cross-disease coherence of green module genes in the independent GSE141198 expression matrix was assessed against 1,000 random gene sets (Supplementary Fig. S4).</w:t>
       </w:r>
     </w:p>
     <w:bookmarkEnd w:id="12"/>
@@ -1864,7 +1865,7 @@
           <w:color w:val="000000"/>
           <w:sz w:val="24"/>
         </w:rPr>
-        <w:t xml:space="preserve">. Cross-disease Spearman correlation of pathway effect sizes was evaluated. Statistical significance of the cross-disease correlation was assessed by a 10,000-iteration permutation test (random seed = 42), where the vector of HF pathway effect sizes was randomly shuffled in each iteration.</w:t>
+        <w:t xml:space="preserve">. Cross-disease Spearman correlation of pathway effect sizes was evaluated. The statistical significance of the cross-disease correlation was assessed using a 10,000-iteration permutation test (random seed = 42), where the vector of HF pathway effect sizes was randomly shuffled in each iteration.</w:t>
       </w:r>
     </w:p>
     <w:bookmarkEnd w:id="13"/>
@@ -1925,7 +1926,7 @@
           <w:color w:val="000000"/>
           <w:sz w:val="24"/>
         </w:rPr>
-        <w:t xml:space="preserve">= 227) identified in the HF WGCNA. TATS was evaluated as an exploratory measure of translation-related transcriptional activity rather than as a validated prognostic signature. For GSE141198, OS time and status were obtained from the</w:t>
+        <w:t xml:space="preserve">= 227) identified in the HF WGCNA. TATS was evaluated as an exploratory measure of translation-related transcriptional activity, rather than as a validated prognostic signature. For GSE141198, the OS time and status were obtained from the</w:t>
       </w:r>
       <w:r>
         <w:rPr>
@@ -1997,7 +1998,7 @@
           <w:color w:val="000000"/>
           <w:sz w:val="24"/>
         </w:rPr>
-        <w:t xml:space="preserve">fields, respectively. For GSE14520 and GSE76427, OS definitions followed the respective GEO record annotations. Patients were dichotomized into high/low TATS groups by median TATS. Kaplan–Meier survival curves were compared using the log-rank test. Cox proportional hazards regression was performed using the survival package, with TATS modeled as both a continuous variable (per-IQR increase) and a binary variable (median split). Multivariate Cox models were adjusted for etiology (HBV, HCV, NBNC) in cohort-specific subgroup analyses where etiology data were available. The proportional hazards assumption was assessed using Schoenfeld residual tests.</w:t>
+        <w:t xml:space="preserve">fields, respectively. For GSE14520 and GSE76427, the OS definitions followed the GEO record annotations. Patients were dichotomized into high/low TATS groups based on the median TATS. Kaplan–Meier survival curves were compared using the log-rank test. Cox proportional hazards regression was performed using the survival package, with TATS modeled as both a continuous variable (per-IQR increase) and a binary variable (median split). Multivariate Cox models were adjusted for etiology (HBV, HCV, NBNC) in cohort-specific subgroup analyses in which etiology data were available. The proportional hazards assumption was assessed using Schoenfeld residual tests.</w:t>
       </w:r>
     </w:p>
     <w:bookmarkEnd w:id="14"/>
@@ -2029,7 +2030,7 @@
           <w:color w:val="000000"/>
           <w:sz w:val="24"/>
         </w:rPr>
-        <w:t xml:space="preserve">Nineteen candidate TFs — encompassing the MYC family (MYC, MYCN, MYCL), the E2F family (E2F1–E2F8), mTOR pathway components (MTOR, RPTOR), and stress-responsive TFs (ATF4, DDIT3, XBP1, HIF1A, NFE2L2, TP53) — were selected based on literature and MSigDB.</w:t>
+        <w:t xml:space="preserve">Nineteen candidate TFs, including the MYC family (MYC, MYCN, MYCL), the E2F family (E2F1–E2F8), mTOR pathway components (MTOR, RPTOR), and stress-responsive TFs (ATF4, DDIT3, XBP1, HIF1A, NFE2L2, TP53), were selected based on the literature and MSigDB.</w:t>
       </w:r>
     </w:p>
     <w:p>
@@ -2044,7 +2045,7 @@
           <w:color w:val="000000"/>
           <w:sz w:val="24"/>
         </w:rPr>
-        <w:t xml:space="preserve">Spearman correlation coefficients were computed between VST-normalized expression values of each TF and TATS across GSE141198 tumor samples (</w:t>
+        <w:t xml:space="preserve">Spearman correlation coefficients were computed between the VST-normalized expression values of each TF and TATS across GSE141198 tumor samples (</w:t>
       </w:r>
       <w:r>
         <w:rPr>
@@ -2073,7 +2074,7 @@
           <w:color w:val="000000"/>
           <w:sz w:val="24"/>
         </w:rPr>
-        <w:t xml:space="preserve">= 148). Benjamini–Hochberg (BH) false discovery rate (FDR) correction was applied across all 19 tests.</w:t>
+        <w:t xml:space="preserve">= 148). The Benjamini–Hochberg (BH) false discovery rate (FDR) correction was applied across all 19 tests.</w:t>
       </w:r>
     </w:p>
     <w:bookmarkEnd w:id="15"/>
@@ -2171,7 +2172,7 @@
           <w:color w:val="000000"/>
           <w:sz w:val="24"/>
         </w:rPr>
-        <w:t xml:space="preserve">FC was used to assess directional consistency (results in Supplementary Table S3). Significance was evaluated by a 10,000-iteration permutation test (random seed = 42): the HCC-side log</w:t>
+        <w:t xml:space="preserve">FC was used to assess directional consistency (Supplementary Table S3). Significance was evaluated using a 10,000-iteration permutation test (random seed = 42): the HCC-side log</w:t>
       </w:r>
       <w:r>
         <w:rPr>
@@ -2251,7 +2252,7 @@
           <w:color w:val="000000"/>
           <w:sz w:val="24"/>
         </w:rPr>
-        <w:t xml:space="preserve">Generative AI tools (GPT-4) were used for English language editing and refinement of the manuscript text. No large language models or generative AI tools were used in the design, execution, or analysis of this study. All data analyses, statistical tests, and scientific conclusions were performed and verified by the authors, who assume full responsibility for the content of this manuscript.</w:t>
+        <w:t xml:space="preserve">Generative AI tools (GPT-4) were used for the English language editing and refinement of the manuscript text. No large language models or generative AI tools were used in this study’s design, execution, or analysis. All data analyses, statistical tests, and scientific conclusions were performed and verified by the authors, who assumed full responsibility for the content of this manuscript.</w:t>
       </w:r>
     </w:p>
     <w:bookmarkEnd w:id="17"/>
@@ -2283,7 +2284,7 @@
           <w:color w:val="000000"/>
           <w:sz w:val="24"/>
         </w:rPr>
-        <w:t xml:space="preserve">All analyses were conducted in R version 4.6.0 (2026-04-24 ucrt). The following R packages were used: WGCNA (v1.74), DESeq2 (v1.52.0), GSVA (v2.6.2), msigdbr (v26.1.0), clusterProfiler (v4.20.0), survival (v3.8-6), survminer (v0.5.2), limma (v3.68.4), org.Hs.eg.db (v3.23.1), hugene11sttranscriptcluster.db (v8.8.0), TCGAbiolinks (v2.40.0), and dynamicTreeCut (v1.63-1). A complete session information record is available in the GitHub repository. The statistical significance threshold was set at two-sided</w:t>
+        <w:t xml:space="preserve">All analyses were conducted in R version 4.6.0 (2026-04-24 ucrt). The following R packages were used: WGCNA (v1.74), DESeq2 (v1.52.0), GSVA (v2.6.2), msigdbr (v26.1.0), clusterProfiler (v4.20.0), survival (v3.8-6), survminer (v0.5.2), limma (v3.68.4), org.Hs.eg.db (v3.23.1), hugene11sttranscriptcluster.db (v8.8.0), TCGAbiolinks (v2.40.0) and dynamicTreeCut (v1.63-1). The complete session information record is available in the GitHub repository. The statistical significance threshold was set at two-sided</w:t>
       </w:r>
       <w:r>
         <w:rPr>
@@ -2321,7 +2322,7 @@
           <w:color w:val="000000"/>
           <w:sz w:val="24"/>
         </w:rPr>
-        <w:t xml:space="preserve">&lt; 0.05; BH FDR correction was applied for multiple testing (GO enrichment, TF–TATS correlations). Permutation tests used 10,000 iterations with a fixed random seed (set.seed(42)) to ensure reproducibility. Missing data were not imputed (missing rate &lt; 5% in all datasets).</w:t>
+        <w:t xml:space="preserve">&lt; 0.05. BH FDR correction was applied for multiple testing (GO enrichment, TF–TATS correlations). Permutation tests were performed for 10,000 iterations with a fixed random seed (set.seed(42)) to ensure reproducibility. Bootstrap 95% confidence intervals for Spearman correlation coefficients were computed using the percentile method with 10,000 resamples (set.seed(42)). Missing data were not imputed (missing rate &lt; 5% in all datasets).</w:t>
       </w:r>
     </w:p>
     <w:bookmarkEnd w:id="18"/>
@@ -2391,7 +2392,7 @@
           <w:color w:val="000000"/>
           <w:sz w:val="24"/>
         </w:rPr>
-        <w:t xml:space="preserve">= 64: 14 non-failing donors, 37 dilated cardiomyopathy, 13 ischemic cardiomyopathy) was analyzed using the identical ssGSEA pipeline. RNA-seq RPKM values were log</w:t>
+        <w:t xml:space="preserve">= 64: 14 non-failing donors, 37 dilated cardiomyopathy, and 13 ischemic cardiomyopathy) was analyzed using the identical ssGSEA pipeline. RNA-seq RPKM values were log</w:t>
       </w:r>
       <w:r>
         <w:rPr>
@@ -2448,7 +2449,7 @@
           <w:color w:val="000000"/>
           <w:sz w:val="24"/>
         </w:rPr>
-        <w:t xml:space="preserve">effect sizes were computed for the 33 translation-related pathways (DCM + ICM vs. NF). Cross-disease effect size correlation (Spearman ρ) and sign concordance (mirror pathway overlap) between GSE116250 and TCGA-LIHC were compared with the original GSE57338–TCGA-LIHC comparison.</w:t>
+        <w:t xml:space="preserve">effect sizes were computed for the 33 translation-related pathways (DCM + ICM vs. NF). The cross-disease effect size correlation (Spearman ρ) and sign concordance (mirror pathway overlap) between GSE116250 and TCGA-LIHC were compared with the original GSE57338–TCGA-LIHC comparison.</w:t>
       </w:r>
     </w:p>
     <w:bookmarkEnd w:id="19"/>
@@ -2632,7 +2633,7 @@
           <w:color w:val="000000"/>
           <w:sz w:val="24"/>
         </w:rPr>
-        <w:t xml:space="preserve">= 13 normal), as a liver disease comparison. The identical ssGSEA pipeline was applied, and cross-disease effect size correlations with TCGA-LIHC were computed for each. A null or non-negative correlation in same-organ comparisons, contrasted with the negative correlation in the HF–HCC comparison, would support disease-context dependence rather than organ-specific baseline confounding.</w:t>
+        <w:t xml:space="preserve">= 13 normal), as a liver disease comparison. The identical ssGSEA pipeline was applied, and cross-disease effect size correlations with TCGA-LIHC were computed for each. A null or non-negative correlation in same-organ comparisons, in contrast with the negative correlation in the HF–HCC comparison, would support disease-context dependence rather than organ-specific baseline confounding.</w:t>
       </w:r>
     </w:p>
     <w:bookmarkEnd w:id="20"/>
@@ -2681,7 +2682,7 @@
           <w:color w:val="000000"/>
           <w:sz w:val="24"/>
         </w:rPr>
-        <w:t xml:space="preserve">To identify translation-related co-expression modules without imposing predefined gene-selection criteria, we performed signed WGCNA on HF left ventricular myocardium (GSE57338,</w:t>
+        <w:t xml:space="preserve">To identify translation-related co-expression modules without imposing predefined gene selection criteria, we performed signed WGCNA on HF left ventricular myocardium (GSE57338,</w:t>
       </w:r>
       <w:r>
         <w:rPr>
@@ -2719,7 +2720,7 @@
           <w:color w:val="000000"/>
           <w:sz w:val="24"/>
         </w:rPr>
-        <w:t xml:space="preserve">= 313; dilated cardiomyopathy, ischemic cardiomyopathy, and non-failing controls) using an expanded gene set (top 6,000 genes by variance, retaining 177 of 214 ribosomal/translation-related genes in the full expression matrix; β = 17, signed scale-free R² = 0.865; Supplementary Fig. S3b). Eleven co-expression modules were identified. The translation-related module was systematically identified by a composite translation-enrichment score integrating GO term count and significance (see Methods), rather than by manual designation.</w:t>
+        <w:t xml:space="preserve">= 313) using the top 6,000 most variable genes (β = 17, signed scale-free R² = 0.865; Supplementary Fig. S3b). Eleven co-expression modules were identified. The translation-related module was systematically identified by a composite translation-enrichment score integrating GO term count and significance (see Methods) rather than by manual designation.</w:t>
       </w:r>
     </w:p>
     <w:p>
@@ -2771,7 +2772,7 @@
           <w:color w:val="000000"/>
           <w:sz w:val="24"/>
         </w:rPr>
-        <w:t xml:space="preserve">(227 genes) was identified as a module enriched for translation-associated biological processes (translation-enrichment score = 695.1). GO enrichment confirmed highly significant association with ribosome biogenesis (adjusted</w:t>
+        <w:t xml:space="preserve">(227 genes) was identified as enriched for translation-associated biological processes (translation-enrichment score = 695.1). GO enrichment confirmed highly significant association with ribosome biogenesis (adjusted</w:t>
       </w:r>
       <w:r>
         <w:rPr>
@@ -2870,7 +2871,7 @@
           <w:color w:val="000000"/>
           <w:sz w:val="24"/>
         </w:rPr>
-        <w:t xml:space="preserve">), indicating reduced expression of this translation-related program in the failing myocardium. Translational machinery genes were distributed across multiple modules (Supplementary Table S5), indicating that they participate in several distinct co-expression contexts rather than concentrating in a single module.</w:t>
+        <w:t xml:space="preserve">), indicating reduced expression of this translation-related program in the failing myocardium. Translational machinery genes were distributed across multiple modules (Supplementary Table S5), indicating that they participated in several distinct co-expression contexts rather than being concentrated in a single module.</w:t>
       </w:r>
     </w:p>
     <w:p>
@@ -2885,7 +2886,7 @@
           <w:color w:val="000000"/>
           <w:sz w:val="24"/>
         </w:rPr>
-        <w:t xml:space="preserve">Hub genes were defined post hoc using dual criteria of |Gene Significance| &gt; 0.2 and |Module Membership| &gt; 0.8 within the green module (Supplementary Fig. S1). The top ten hub genes ranked by the product of |GS| × |MM| are listed in Supplementary Table S1; they include transcriptional regulators and RNA-processing factors rather than canonical ribosome components, and may participate in coordinating ribosome biogenesis gene expression. Notably, none of the seven previously reported canonical hub genes (</w:t>
+        <w:t xml:space="preserve">Hub genes were defined post hoc using the dual criteria of |Gene Significance| &gt; 0.2 and |Module Membership| &gt; 0.8 within the green module (Supplementary Fig. S1). The top ten hub genes ranked by the product of |GS| × |MM| are listed in Supplementary Table S1, including transcriptional regulators and RNA-processing factors rather than canonical ribosome components, and may coordinate ribosome biogenesis gene expression. Notably, none of the seven previously reported canonical hub genes (</w:t>
       </w:r>
       <w:r>
         <w:rPr>
@@ -3206,7 +3207,7 @@
           <w:color w:val="000000"/>
           <w:sz w:val="24"/>
         </w:rPr>
-        <w:t xml:space="preserve">= 6.3 × 10⁻¹²), consistent with the presence of a translation-related transcriptional program in HCC. However, the network topology differed substantially: the HF translation-related program was concentrated in a compact module (green, 227 genes, enriched for ribosome biogenesis), whereas the corresponding HCC program was distributed across a larger module (blue, 1,315 genes, enriched for cytoplasmic translation). Cross-disease gene-level overlap was limited: 62 of 227 HF green module genes were present in the HCC WGCNA input, with only modest enrichment for the HCC blue module (Fisher’s exact test, OR = 1.7,</w:t>
+        <w:t xml:space="preserve">= 6.3 × 10⁻¹²), consistent with the presence of a translation-related transcriptional program in HCC. However, the network topology differed substantially: the HF translation-related program was concentrated in a compact module (green, 227 genes enriched for ribosome biogenesis), whereas the corresponding HCC program was distributed across a larger module (blue, 1,315 genes, enriched for cytoplasmic translation). Cross-disease gene-level overlap was limited; 62 of 227 HF green module genes were present in the HCC WGCNA input, with only modest enrichment for the HCC blue module (Fisher’s exact test, OR = 1.7,</w:t>
       </w:r>
       <w:r>
         <w:rPr>
@@ -3259,7 +3260,7 @@
           <w:color w:val="000000"/>
           <w:sz w:val="24"/>
         </w:rPr>
-        <w:t xml:space="preserve">Taken together, translation-related transcriptional programs are identifiable in both diseases, but their gene-module organization — module size, gene composition, and hub gene identity — differed under dataset-specific network construction settings, consistent with disease-context-dependent network organization (Fig. 1) rather than conservation of a single co-expression module. Module internal robustness analysis confirmed the green module as a genuine co-expression structure (intra-modular TOM</w:t>
+        <w:t xml:space="preserve">Taken together, translation-related transcriptional programs are identifiable in both diseases, but their gene-module organization — module size, gene composition, and hub gene identity — was disease-specific, consistent with disease-context-dependent network organization (Fig. 1) rather than conservation of a single co-expression module. Module internal robustness analysis confirmed that the green module was a genuine co-expression structure (intra-modular TOM</w:t>
       </w:r>
       <w:r>
         <w:rPr>
@@ -3335,7 +3336,7 @@
           <w:color w:val="000000"/>
           <w:sz w:val="24"/>
         </w:rPr>
-        <w:t xml:space="preserve">&lt; 0.0001; jackknife CV = 1.6%; Supplementary Fig. S4), rather than an artifact of the β = 17 soft-threshold parameter. We next examined whether this disease-context-dependent network organization is accompanied by oppositely directed pathway-level changes.</w:t>
+        <w:t xml:space="preserve">&lt; 0.0001; jackknife CV = 1.6%; Supplementary Fig. S4), rather than an artifact of the β = 17 soft-threshold parameter.</w:t>
       </w:r>
     </w:p>
     <w:bookmarkEnd w:id="22"/>
@@ -3367,7 +3368,7 @@
           <w:color w:val="000000"/>
           <w:sz w:val="24"/>
         </w:rPr>
-        <w:t xml:space="preserve">To determine whether, despite the network-level divergence, the two diseases exhibit convergent changes at the pathway level, we performed ssGSEA pathway enrichment scoring in parallel across 81 pathways (48 Hallmark + 1 KEGG ribosome + 32 Reactome translation-related pathways) in TCGA-LIHC (371 tumor vs. 50 normal) and GSE57338 (HF vs. non-failing), computing Cohen’s</w:t>
+        <w:t xml:space="preserve">To determine whether, despite network-level divergence, the two diseases exhibit convergent changes at the pathway level, we performed ssGSEA pathway enrichment scoring in parallel across 81 pathways (48 Hallmark + 1 KEGG ribosome + 32 Reactome translation-related pathways) in TCGA-LIHC (371 tumor vs. 50 normal) and GSE57338 (HF vs. non-failing), computing Cohen’s</w:t>
       </w:r>
       <w:r>
         <w:rPr>
@@ -3420,7 +3421,7 @@
           <w:color w:val="000000"/>
           <w:sz w:val="24"/>
         </w:rPr>
-        <w:t xml:space="preserve">The Spearman correlation of effect sizes across all 81 pathways between the two diseases was ρ = −0.290 (</w:t>
+        <w:t xml:space="preserve">The Spearman correlation coefficient of effect sizes across all 81 pathways between the two diseases was ρ = −0.290 (</w:t>
       </w:r>
       <w:r>
         <w:rPr>
@@ -3449,7 +3450,7 @@
           <w:color w:val="000000"/>
           <w:sz w:val="24"/>
         </w:rPr>
-        <w:t xml:space="preserve">= 0.0089), reflecting an overall weak negative association. However, when the analysis was restricted to the 33 translation/ribosome-related pathways, the negative correlation in effect sizes increased to</w:t>
+        <w:t xml:space="preserve">= 0.0089). However, when the analysis was restricted to the 33 translation/ribosome-related pathways, the negative correlation in the effect sizes increased to</w:t>
       </w:r>
       <w:r>
         <w:rPr>
@@ -3547,7 +3548,7 @@
           <w:color w:val="000000"/>
           <w:sz w:val="24"/>
         </w:rPr>
-        <w:t xml:space="preserve">= 0.0079; Fig. 2). Complete effect size data for all 81 pathways are provided in Supplementary Table S2.</w:t>
+        <w:t xml:space="preserve">= 0.0079; Fig. 2). The complete effect size data for all 81 pathways are provided in Supplementary Table S2.</w:t>
       </w:r>
     </w:p>
     <w:p>
@@ -3562,7 +3563,7 @@
           <w:color w:val="000000"/>
           <w:sz w:val="24"/>
         </w:rPr>
-        <w:t xml:space="preserve">Detailed examination of translation pathway effect sizes showed a consistent pattern: all 33 translation-related pathways showed positive effect sizes in HCC (Cohen’s</w:t>
+        <w:t xml:space="preserve">Detailed examination of the translation pathway effect sizes showed a consistent pattern: all 33 translation-related pathways showed positive effect sizes in HCC (Cohen’s</w:t>
       </w:r>
       <w:r>
         <w:rPr>
@@ -3629,7 +3630,7 @@
           <w:color w:val="000000"/>
           <w:sz w:val="24"/>
         </w:rPr>
-        <w:t xml:space="preserve">&lt; 0, lower expression in failing vs. non-failing myocardium). Among the 33 translation-related pathways, 24 exhibited an HCC-positive/HF-negative paired pattern, representing a predominant mirror-direction pattern (binomial test</w:t>
+        <w:t xml:space="preserve">&lt; 0, lower expression in failing vs. non-failing myocardium). Among the 33 translation-related pathways, 24 exhibited an HCC-positive/HF-negative paired pattern, representing a predominant mirror-direction pattern (binomial test,</w:t>
       </w:r>
       <w:r>
         <w:rPr>
@@ -3667,7 +3668,7 @@
           <w:color w:val="000000"/>
           <w:sz w:val="24"/>
         </w:rPr>
-        <w:t xml:space="preserve">&lt; 0.0001; Supplementary Table S4). The remaining nine pathways were enriched for mitochondrial translation or miRNA-mediated translational regulation rather than canonical cytoplasmic translation pathways (Supplementary Table S2). Proliferation-associated pathways (E2F Targets, G2M Checkpoint, and MYC Targets V1) exhibited the largest positive effect sizes in HCC (Cohen’s</w:t>
+        <w:t xml:space="preserve">&lt; 0.0001; Supplementary Table S4). The remaining nine pathways were enriched for mitochondrial translation or miRNA-mediated translational regulation, rather than canonical cytoplasmic translation pathways (Supplementary Table S2). Proliferation-associated pathways (E2F Targets, G2M Checkpoint, and MYC Targets V1) exhibited the largest positive effect sizes in HCC (Cohen’s</w:t>
       </w:r>
       <w:r>
         <w:rPr>
@@ -3763,7 +3764,7 @@
           <w:color w:val="000000"/>
           <w:sz w:val="24"/>
         </w:rPr>
-        <w:t xml:space="preserve">= +0.67), both far smaller in magnitude than HCC proliferation pathways.</w:t>
+        <w:t xml:space="preserve">= +0.67), both of which were far smaller in magnitude than the HCC proliferation pathways.</w:t>
       </w:r>
     </w:p>
     <w:p>
@@ -3816,7 +3817,7 @@
           <w:color w:val="000000"/>
           <w:sz w:val="24"/>
         </w:rPr>
-        <w:t xml:space="preserve">= 0.0079), emerging despite substantial network-level divergence between the two diseases’ translation-related modules. The contrast between distinct network organization and convergent pathway-level alterations illustrates a key analytical principle: co-expression network topology captures disease-specific regulatory configurations, whereas aggregated pathway activity identifies shared functional themes that transcend these configurational differences. This distinction informs the interpretation of all subsequent analyses.</w:t>
+        <w:t xml:space="preserve">= 0.0079), emerging despite substantial network-level divergence between the translation-related modules of the two diseases. The contrast between distinct network organization and convergent pathway-level alterations illustrates a key principle: co-expression network topology captures disease-specific regulatory configurations, whereas aggregated pathway activity identifies shared functional themes that transcend these configurational differences.</w:t>
       </w:r>
     </w:p>
     <w:bookmarkEnd w:id="23"/>
@@ -3848,7 +3849,7 @@
           <w:color w:val="000000"/>
           <w:sz w:val="24"/>
         </w:rPr>
-        <w:t xml:space="preserve">The mirror perturbation observed in the GSE57338–TCGA-LIHC comparison (24/33 mirror pathways, ρ = −0.598) raises the question of whether this pattern is reproducible across independent cohorts — and, if not, what the sources of variability reveal about the underlying biology. To assess cross-cohort generalizability, the identical ssGSEA pipeline was applied to an independent HF cohort (GSE116250).</w:t>
+        <w:t xml:space="preserve">The mirror perturbation observed in the GSE57338–TCGA-LIHC comparison (24/33 mirror pathways, ρ = −0.598) raises the question of whether this pattern is reproducible across independent cohorts. To assess cross-cohort generalizability, the identical ssGSEA pipeline was applied to an independent HF cohort (GSE116250).</w:t>
       </w:r>
     </w:p>
     <w:p>
@@ -3901,7 +3902,7 @@
           <w:color w:val="000000"/>
           <w:sz w:val="24"/>
         </w:rPr>
-        <w:t xml:space="preserve">= 0.011), preserving the overall cross-disease trend. However, the translation-pathway subset did not reproduce the magnitude of mirror perturbation observed in GSE57338 (ρ = +0.249,</w:t>
+        <w:t xml:space="preserve">= 0.011), preserving the overall cross-disease trend. However, the translation pathway subset did not reproduce the magnitude of the mirror perturbation observed in GSE57338 (ρ = +0.249,</w:t>
       </w:r>
       <w:r>
         <w:rPr>
@@ -3967,16 +3968,7 @@
           <w:color w:val="000000"/>
           <w:sz w:val="24"/>
         </w:rPr>
-        <w:t xml:space="preserve"> </w:t>
-      </w:r>
-      <w:r>
-        <w:rPr>
-          <w:rFonts w:ascii="Times New Roman" w:hAnsi="Times New Roman"/>
-          <w:b w:val="0"/>
-          <w:color w:val="000000"/>
-          <w:sz w:val="24"/>
-        </w:rPr>
-        <w:t xml:space="preserve">— GSE57338 comprises transplant-stage HF patients (DCM/ICM) with severe energetic failure, whereas GSE116250 spans a broader, less severe spectrum; (ii)</w:t>
+        <w:t xml:space="preserve">: GSE57338 comprises transplant-stage HF patients (DCM/ICM) with severe energetic failure, whereas GSE116250 spans a broader, less severe spectrum; (ii)</w:t>
       </w:r>
       <w:r>
         <w:rPr>
@@ -4050,7 +4042,7 @@
           <w:color w:val="000000"/>
           <w:sz w:val="24"/>
         </w:rPr>
-        <w:t xml:space="preserve">— the smaller sample size (</w:t>
+        <w:t xml:space="preserve">— smaller sample size (</w:t>
       </w:r>
       <w:r>
         <w:rPr>
@@ -4079,7 +4071,7 @@
           <w:color w:val="000000"/>
           <w:sz w:val="24"/>
         </w:rPr>
-        <w:t xml:space="preserve">= 64 vs. 313). Together these suggest the mirror perturbation is a disease-state-associated transition whose magnitude varies with cohort characteristics, rather than a binary feature uniformly detectable across all HF populations.</w:t>
+        <w:t xml:space="preserve">= 64 vs. 313). Together, these findings suggest that mirror perturbation is a disease-state-associated transition whose magnitude varies with cohort characteristics rather than a binary feature uniformly detectable across all HF populations.</w:t>
       </w:r>
     </w:p>
     <w:p>
@@ -4094,7 +4086,7 @@
           <w:color w:val="000000"/>
           <w:sz w:val="24"/>
         </w:rPr>
-        <w:t xml:space="preserve">The observed cross-cohort heterogeneity raised the question of whether the mirror perturbation instead reflects constitutive cardiac-versus-hepatic tissue differences. Two same-organ disease comparisons were therefore performed (Fig. 3). In the cardiac comparison (GSE141910; HCM vs. non-failing myocardium), translation pathway effect sizes showed no correlation with HCC (ρ = −0.036,</w:t>
+        <w:t xml:space="preserve">The observed cross-cohort heterogeneity raised the question of whether mirror perturbation reflects constitutive cardiac-versus-hepatic tissue differences. Therefore, two same-organ disease comparisons were performed (Fig. 3). In the cardiac comparison (GSE141910; HCM vs. non-failing myocardium), the translation pathway effect sizes showed no correlation with HCC (ρ = −0.036,</w:t>
       </w:r>
       <w:r>
         <w:rPr>
@@ -4170,7 +4162,7 @@
           <w:color w:val="000000"/>
           <w:sz w:val="24"/>
         </w:rPr>
-        <w:t xml:space="preserve">= 0.021; 9/33 mirror pathways), consistent with progressive activation of translation-related programs during hepatocarcinogenesis. Together, these controls indicate the mirror perturbation emerges within specific disease contexts rather than reflecting organ-level baseline differences.</w:t>
+        <w:t xml:space="preserve">= 0.021; 9/33 mirror pathways), consistent with the progressive activation of translation-related programs during hepatocarcinogenesis. Together, these controls indicate that mirror perturbation emerges within specific disease contexts, rather than reflecting organ-level baseline differences.</w:t>
       </w:r>
     </w:p>
     <w:bookmarkEnd w:id="24"/>
@@ -4202,7 +4194,7 @@
           <w:color w:val="000000"/>
           <w:sz w:val="24"/>
         </w:rPr>
-        <w:t xml:space="preserve">Given that translation-related programs may reflect biological states rather than prognostic determinants specific to individual diseases, we explored whether a translation-associated transcriptional score (TATS) — defined as the mean z-score normalized expression of the 227 green module genes — showed clinical outcome associations in independent HCC cohorts as an exploratory analysis. TATS was evaluated in HCC rather than HF because available HCC cohorts provide standardized survival annotation, whereas GSE57338 represents a cross-sectional transplant population without comparable long-term outcome data.</w:t>
+        <w:t xml:space="preserve">Given that translation-related programs may reflect biological states rather than prognostic determinants specific to individual diseases, we explored whether a translation-associated transcriptional score (TATS), defined as the mean z-score normalized expression of 227 green module genes, showed clinical outcome associations in independent HCC cohorts. TATS was evaluated in HCC rather than in HF because available HCC cohorts provide standardized survival annotation, whereas GSE57338 represents a cross-sectional transplant population without comparable long-term outcome data.</w:t>
       </w:r>
     </w:p>
     <w:p>
@@ -4322,7 +4314,7 @@
           <w:color w:val="000000"/>
           <w:sz w:val="24"/>
         </w:rPr>
-        <w:t xml:space="preserve">= 0.265). Etiology-stratified analysis (HBV, HCV, NBNC) and two additional independent HCC cohorts (GSE14520,</w:t>
+        <w:t xml:space="preserve">= 0.265). Etiology-stratified analysis (HBV, HCV, and NBNC) and two additional independent HCC cohorts (GSE14520,</w:t>
       </w:r>
       <w:r>
         <w:rPr>
@@ -4398,7 +4390,7 @@
           <w:color w:val="000000"/>
           <w:sz w:val="24"/>
         </w:rPr>
-        <w:t xml:space="preserve">= 115) showed no significant survival association. The absence of prognostic association indicates that aggregate translation-related transcript abundance reflects context-dependent biological states rather than a universal predictor of HCC outcome.</w:t>
+        <w:t xml:space="preserve">= 115) showed no significant association with survival. The absence of a prognostic association indicates that aggregate translation-related transcript abundance reflects context-dependent biological states rather than being a universal predictor of HCC outcomes.</w:t>
       </w:r>
     </w:p>
     <w:bookmarkEnd w:id="25"/>
@@ -4430,7 +4422,7 @@
           <w:color w:val="000000"/>
           <w:sz w:val="24"/>
         </w:rPr>
-        <w:t xml:space="preserve">Given that translation-related programs exhibit disease-specific network organization and pathway-level mirror perturbation but limited clinical prognostic value, we next investigated which transcriptional programs are associated with translation-related transcriptional program activity. To address this, we performed systematic transcription factor (TF)–TATS correlation analysis across GSE141198 tumor samples (</w:t>
+        <w:t xml:space="preserve">Given that translation-related programs exhibit disease-specific network organization and pathway-level mirror perturbation, but limited clinical prognostic value, we next investigated which transcriptional programs are associated with translation-related program activity. To address this, we performed a systematic transcription factor (TF)-TATS correlation analysis across GSE141198 tumor samples (</w:t>
       </w:r>
       <w:r>
         <w:rPr>
@@ -4459,7 +4451,7 @@
           <w:color w:val="000000"/>
           <w:sz w:val="24"/>
         </w:rPr>
-        <w:t xml:space="preserve">= 148). Nineteen candidate TFs were selected, encompassing stress response-related TFs (ATF4, DDIT3, XBP1, HIF1A, NFE2L2, TP53), cell-cycle regulators (E2F family, E2F1–E2F8), and growth/proliferation regulators (MYC, MYCN, MYCL, MTOR, RPTOR).</w:t>
+        <w:t xml:space="preserve">= 148). Nineteen candidate TFs were selected, including stress response-related TFs (ATF4, DDIT3, XBP1, HIF1A, NFE2L2, and TP53), cell cycle regulators (E2F family, E2F1–E2F8), and growth/proliferation regulators (MYC, MYCN, MYCL, MTOR, and RPTOR).</w:t>
       </w:r>
     </w:p>
     <w:p>
@@ -4587,7 +4579,7 @@
           <w:color w:val="000000"/>
           <w:sz w:val="24"/>
         </w:rPr>
-        <w:t xml:space="preserve">&lt; 0.0001; Fig. 5b), substantially stronger than MYC mRNA level alone (ρ = +0.255), consistent with regulation of MYC pathway activity beyond transcript abundance. To evaluate whether this association was driven by shared gene representation, we quantified the overlap between the 227 TATS genes and each Hallmark pathway gene set (Supplementary Table S7): MYC Targets V2 shared 9 genes (Jaccard index = 0.033) and MYC Targets V1 shared 12 (5.3%). De-overlap sensitivity analysis — removing the shared genes from TATS and recomputing all correlations — left the MYC Targets V2–TATS association robust (de-overlap ρ = 0.714, bootstrap 95% CI [0.620, 0.786] vs. original ρ = 0.753), indicating the pathway-level association is not solely explained by shared genes. E2F Targets (ρ = +0.409,</w:t>
+        <w:t xml:space="preserve">&lt; 0.0001; Fig. 5b), substantially stronger than the MYC mRNA level alone (ρ = +0.255), consistent with the regulation of MYC pathway activity beyond transcript abundance. To evaluate whether this association was driven by shared gene representation, we quantified the overlap between the 227 TATS genes and each Hallmark pathway gene set (Supplementary Table S7): MYC Targets V2 shared 9 genes (Jaccard index = 0.033) and MYC Targets V1 shared 12 (5.3%). De-overlap sensitivity analysis, removing the shared genes from TATS and recomputing all correlations, left the MYC Targets V2–TATS association robust (de-overlap ρ = 0.714, bootstrap 95% CI [0.620, 0.786]; original ρ = 0.753, bootstrap 95% CI [0.666, 0.817]), indicating that the pathway-level association is not solely explained by shared genes. E2F Targets (ρ = +0.409,</w:t>
       </w:r>
       <w:r>
         <w:rPr>
@@ -4678,7 +4670,7 @@
           <w:color w:val="000000"/>
           <w:sz w:val="24"/>
         </w:rPr>
-        <w:t xml:space="preserve">At the individual TF expression level, eleven of nineteen TFs were significantly correlated with TATS at FDR &lt; 0.05.</w:t>
+        <w:t xml:space="preserve">At the individual TF expression level, 11 of the 19 TFs were significantly correlated with TATS at FDR &lt; 0.05.</w:t>
       </w:r>
       <w:r>
         <w:rPr>
@@ -4715,7 +4707,7 @@
           <w:color w:val="000000"/>
           <w:sz w:val="24"/>
         </w:rPr>
-        <w:t xml:space="preserve">(ρ = +0.500, FDR &lt; 0.0001; bootstrap 95% CI [0.359, 0.621]; Fig. 5a), consistent with its role as a central transcription factor of the integrated stress response (ISR). Additional ISR/UPR-related TFs were also associated with TATS — DDIT3 (CHOP; ρ = +0.338, FDR &lt; 0.0001) and XBP1 (ρ = +0.180, FDR = 0.050) — indicating co-association of stress-responsive programs rather than isolated ATF4 upregulation. Several E2F family members showed positive correlations (E2F1 ρ = +0.352, E2F2 ρ = +0.291, E2F3 ρ = +0.270, E2F4 ρ = +0.202, E2F6 ρ = +0.191; all FDR ≤ 0.038), whereas NFE2L2 (ρ = −0.280, FDR = 0.002) and MYCL (ρ = −0.388, FDR &lt; 0.0001) were negatively correlated. MYC mRNA showed a significant but modest individual correlation (ρ = +0.255, FDR = 0.004; see also pathway-level MYC activity above). The remaining TFs (E2F5, E2F7, E2F8, MYCN, RPTOR, HIF1A, MTOR, TP53) showed weak or non-significant associations. Complete TF–TATS statistics for all 19 candidate TFs are provided in Supplementary Table S6.</w:t>
+        <w:t xml:space="preserve">(ρ = +0.500, FDR &lt; 0.0001; bootstrap 95% CI [0.359, 0.621]; Fig. 5a), consistent with its role as a central transcription factor in the integrated stress response (ISR). Additional ISR/UPR-related TFs were also associated with TATS — DDIT3 (CHOP; ρ = +0.338, FDR &lt; 0.0001) and XBP1 (ρ = +0.180, FDR = 0.050), indicating a co-association of stress-responsive programs rather than isolated ATF4 upregulation. Several E2F family members were positively correlated (E2F1 ρ = +0.352, E2F2 ρ = +0.291, E2F3 ρ = +0.270, E2F4 ρ = +0.202, E2F6 ρ = +0.191; all FDR ≤ 0.038), whereas NFE2L2 (ρ = −0.280, FDR = 0.002) and MYCL (ρ = −0.388, FDR &lt; 0.0001) were negatively correlated. MYC mRNA showed a significant but modest individual correlation (ρ = +0.255, FDR = 0.004; see also the pathway-level MYC activity above). The remaining TFs (E2F5, E2F7, E2F8, MYCN, RPTOR, HIF1A, MTOR, and TP53) showed weak or no significant associations. The complete TF–TATS statistics for all 19 candidate TFs are provided in Supplementary Table S6.</w:t>
       </w:r>
     </w:p>
     <w:p>
@@ -4730,7 +4722,7 @@
           <w:color w:val="000000"/>
           <w:sz w:val="24"/>
         </w:rPr>
-        <w:t xml:space="preserve">These results identify two associated regulatory dimensions of translation-related transcriptional programs in HCC:</w:t>
+        <w:t xml:space="preserve">These results identified two regulatory dimensions of translation-related transcriptional programs in HCC:</w:t>
       </w:r>
       <w:r>
         <w:rPr>
@@ -4804,7 +4796,7 @@
           <w:color w:val="000000"/>
           <w:sz w:val="24"/>
         </w:rPr>
-        <w:t xml:space="preserve">(ATF4/ISR, ρ = +0.500, co-associated with DDIT3 and XBP1). These complementary dimensions represent distinct regulatory layers — proliferative pathway output and stress-responsive transcriptional control — that may co-occur with translation-related remodeling. These associations are correlational and require experimental validation to establish causality.</w:t>
+        <w:t xml:space="preserve">(ATF4/ISR, ρ = +0.500, co-associated with DDIT3 and XBP1). These associations are correlational and require experimental validation to establish causality.</w:t>
       </w:r>
     </w:p>
     <w:bookmarkEnd w:id="26"/>
@@ -4837,7 +4829,7 @@
           <w:color w:val="000000"/>
           <w:sz w:val="24"/>
         </w:rPr>
-        <w:t xml:space="preserve">This study investigated how translation-related transcriptional programs in hepatocellular carcinoma are organized, and whether this organization reflects conserved network architecture or disease-context-dependent remodeling revealed through comparison with heart failure — a disease of fundamentally opposing translational demand.</w:t>
+        <w:t xml:space="preserve">This study investigated how translation-related transcriptional programs in hepatocellular carcinoma are organized and whether this organization reflects conserved network architecture or disease-context-dependent remodeling revealed through comparison with heart failure, a disease of fundamentally opposing translational demand.</w:t>
       </w:r>
     </w:p>
     <w:p>
@@ -4852,7 +4844,7 @@
           <w:color w:val="000000"/>
           <w:sz w:val="24"/>
         </w:rPr>
-        <w:t xml:space="preserve">The contrast between distinct network organization and convergent pathway-level alterations is the central conceptual finding of this study. While previous cross-disease transcriptomic studies have typically sought conserved modules or differentially expressed genes, our multi-resolution analysis — co-expression network topology, module composition, and aggregated pathway activity — indicates that conservation and divergence coexist at different levels of biological organization. The HF green module (227 genes, ribosome biogenesis) and the HCC blue module (1,315 genes, cytoplasmic translation) share translation-related functional themes at the GO enrichment level, yet their gene composition, hub gene identity, and regulatory architecture are disease-specific, suggesting that distinct regulatory networks may independently converge on similar biological processes under different disease contexts rather than involving an identical conserved module altered in opposite directions. The mirror perturbation observed at the pathway level (ρ = −0.598) therefore reflects convergence of functional output — translational suppression in the energy-depleted failing myocardium and activation in the proliferative HCC microenvironment — observed across disease-specific network configurations. We refer to this pattern as disease-context-dependent remodeling — shared functional themes, disease-specific network organization, and opposite perturbation directions — a framework that differs fundamentally from the conserved-module model.</w:t>
+        <w:t xml:space="preserve">The contrast between distinct network organization and convergent pathway-level alterations was the central conceptual finding of this study. While previous cross-disease transcriptomic studies have typically sought conserved modules or differentially expressed genes, our multi-resolution analysis — co-expression network topology, module composition, and aggregated pathway activity — indicated that conservation and divergence coexist at different levels of biological organization. The HF green module (227 genes, ribosome biogenesis) and the HCC blue module (1,315 genes, cytoplasmic translation) shared translation-related functional themes at the GO enrichment level, yet their gene composition, hub gene identity, and regulatory architecture were disease-specific, suggesting that distinct regulatory networks may independently converge on similar biological processes under different disease contexts rather than involving an identical conserved module altered in opposite directions. The mirror perturbation observed at the pathway level (ρ = −0.598) therefore reflects the convergence of functional output — translational suppression in the energy-depleted failing myocardium and activation in the proliferative HCC microenvironment — observed across disease-specific network configurations. We refer to this pattern as disease-context-dependent remodeling — shared functional themes, disease-specific network organization, and opposite perturbation directions — a framework that differs fundamentally from the conserved-module model.</w:t>
       </w:r>
     </w:p>
     <w:p>
@@ -4867,7 +4859,7 @@
           <w:color w:val="000000"/>
           <w:sz w:val="24"/>
         </w:rPr>
-        <w:t xml:space="preserve">The absence of mirror perturbation in hypertrophic cardiomyopathy (GSE141910; ρ = −0.036) argues against a generic cardiac disease effect, while the positive correlation in cirrhosis (GSE89377; ρ = +0.402) is consistent with progressive remodeling of translation-related programs during hepatocarcinogenesis. These controls indicate that the HF–HCC mirror perturbation reflects disease-context-dependent remodeling rather than constitutive tissue-specific transcriptional programs — a distinction that single-disease analyses cannot resolve.</w:t>
+        <w:t xml:space="preserve">The absence of mirror perturbation in hypertrophic cardiomyopathy (GSE141910; ρ = −0.036) argues against a generic cardiac disease effect, while the positive correlation in cirrhosis (GSE89377; ρ = +0.402) is consistent with the progressive remodeling of translation-related programs during hepatocarcinogenesis. These controls indicate that the HF–HCC mirror perturbation reflects disease-context-dependent remodeling rather than constitutive tissue-specific transcriptional programs, a distinction that single-disease analyses cannot resolve.</w:t>
       </w:r>
     </w:p>
     <w:p>
@@ -4882,7 +4874,7 @@
           <w:color w:val="000000"/>
           <w:sz w:val="24"/>
         </w:rPr>
-        <w:t xml:space="preserve">The translation-focused pathway subset exhibited cohort-dependent heterogeneity: the mirror perturbation was prominent in the discovery cohort (GSE57338, 24/33 mirror pathways, ρ = −0.598) but not reproduced in an independent HF cohort (GSE116250, 14/33; ρ = +0.249,</w:t>
+        <w:t xml:space="preserve">The translation-focused pathway subset exhibited cohort-dependent heterogeneity: the mirror perturbation was prominent in the discovery cohort (GSE57338, 24/33 mirror pathways, ρ = −0.598) but not reproduced in the independent HF cohort (GSE116250, 14/33; ρ = +0.249,</w:t>
       </w:r>
       <w:r>
         <w:rPr>
@@ -4920,7 +4912,7 @@
           <w:color w:val="000000"/>
           <w:sz w:val="24"/>
         </w:rPr>
-        <w:t xml:space="preserve">= 0.162), suggesting the magnitude of remodeling varies with disease severity, etiology composition, and cohort characteristics. The cross-disease mirror pattern should therefore be interpreted as context-dependent rather than universal. Transplant-stage HF may exhibit more pronounced suppression of translation-related transcription than cohorts spanning a broader disease spectrum, consistent with an energy-constrained state in which reduced translation-related activity accompanies increased energetic stress[20,21,22]. The smaller effect sizes in HF compared with HCC further suggest gradual, incomplete compensation in the failing heart rather than the robust oncogene-driven reprogramming characteristic of cancer.</w:t>
+        <w:t xml:space="preserve">= 0.162), suggesting that the magnitude of remodeling varies with disease severity, etiology composition, and cohort characteristics. Therefore, the cross-disease mirror pattern should be interpreted as context-dependent, rather than universal. Transplant-stage HF may exhibit more pronounced suppression of translation-related transcription than cohorts spanning a broader disease spectrum, consistent with an energy-constrained state in which reduced translation-related activity is accompanied by increased energetic stress[20,21,22]. The smaller effect sizes in HF compared with HCC further suggest gradual, incomplete compensation in the failing heart, rather than the robust oncogene-driven reprogramming characteristic of cancer.</w:t>
       </w:r>
     </w:p>
     <w:p>
@@ -4935,7 +4927,7 @@
           <w:color w:val="000000"/>
           <w:sz w:val="24"/>
         </w:rPr>
-        <w:t xml:space="preserve">Among the transcription factors and pathways examined, MYC target pathway activity showed the highest overall correlation with TATS (ρ = +0.753), while ATF4 showed the strongest association among individual transcription factors (ρ = +0.500, FDR &lt; 0.0001). The MYC association — particularly with MYC Targets V2, a gene set enriched for ribosome biogenesis and translation[4,7,8] — likely reflects the link between proliferative signaling and translation-related programs; it should be interpreted as pathway-level concordance rather than direct evidence of upstream regulation, as TATS and MYC target sets share representation of translation-related genes. ATF4, a central transcription factor of the integrated stress response (ISR), couples cellular stress sensing with translational regulation[23,24,25]; its co-association with DDIT3 (CHOP) and XBP1 suggests pathway-level engagement of ISR/UPR components rather than isolated ATF4 upregulation. These represent distinct regulatory dimensions — proliferative (MYC) and stress-responsive (ATF4/ISR) — neither subordinate to the other. HIF1A and MTOR transcript levels were not significantly correlated with TATS, suggesting indirect or context-dependent regulation not reflected at steady-state mRNA levels. Causal validation through ChIP-seq and functional perturbation experiments is required.</w:t>
+        <w:t xml:space="preserve">Among the transcription factors and pathways examined, MYC target pathway activity showed the highest overall correlation with TATS (ρ = +0.753), whereas ATF4 showed the strongest association among individual transcription factors (ρ = +0.500, FDR &lt; 0.0001). The MYC association — particularly with MYC Targets V2, a gene set enriched for ribosome biogenesis and translation[4,7,8] — likely reflects the link between proliferative signaling and translation-related programs; it should be interpreted as pathway-level concordance rather than direct evidence of upstream regulation, as TATS and MYC target sets share representation of translation-related genes. ATF4, a central transcription factor of the integrated stress response (ISR), couples cellular stress sensing with translational regulation[23,24,25], and its co-association with DDIT3 (CHOP) and XBP1 suggests pathway-level engagement of ISR/UPR components rather than isolated ATF4 upregulation. These represent distinct regulatory dimensions — proliferative (MYC) and stress-responsive (ATF4/ISR) — that are neither subordinate to the other. HIF1A and MTOR transcript levels were not significantly correlated with TATS, suggesting that indirect or context-dependent regulation was not reflected at steady-state mRNA levels. Causal validation through ChIP-seq and functional perturbation experiments is required.</w:t>
       </w:r>
     </w:p>
     <w:p>
@@ -4950,7 +4942,7 @@
           <w:color w:val="000000"/>
           <w:sz w:val="24"/>
         </w:rPr>
-        <w:t xml:space="preserve">TATS, defined as the mean normalized expression of the 227 green module genes, was not intended as a disease-specific biomarker but as a cross-disease transcriptional representation of a translation-associated program shared at the pathway level. It showed no significant prognostic value in GSE141198, in etiology-stratified subgroups, or across three independent HCC cohorts. The absence of prognostic association indicates that shared functional themes do not imply equivalent clinical utility: aggregate translation-related transcript abundance reflects context-dependent biological states rather than a universal predictor of malignant progression.</w:t>
+        <w:t xml:space="preserve">TATS, defined as the mean normalized expression of 227 green module genes, was not intended as a disease-specific biomarker but as a cross-disease transcriptional representation of a translation-associated program shared at the pathway level. It showed no significant prognostic value in GSE141198 in etiology-stratified subgroups or across the three independent HCC cohorts. The absence of a prognostic association indicates that shared functional themes do not imply equivalent clinical utility; aggregate translation-related transcript abundance reflects context-dependent biological states rather than a universal predictor of malignant progression.</w:t>
       </w:r>
     </w:p>
     <w:p>
@@ -4965,7 +4957,7 @@
           <w:color w:val="000000"/>
           <w:sz w:val="24"/>
         </w:rPr>
-        <w:t xml:space="preserve">Several limitations should be considered. Because this study is based on bulk transcriptomic datasets, the identified programs represent transcriptional organization of translation-associated genes rather than direct measurements of translational efficiency; ribosome footprint profiling (Ribo-seq) would substantially strengthen evidence for altered translational activity[26]. The findings reflect disease-associated transcriptional organization, not direct evidence of causal network rewiring, and bulk transcriptomes cannot fully separate transcriptional remodeling from changes in cellular composition (cardiomyocyte loss and fibroblast proliferation in HF; tumor purity and stromal infiltration in HCC); cell-type deconvolution was beyond the scope of this analysis. The ATF4/ISR regulatory hypothesis is correlational and requires causal validation. Pathway-level concordance may vary with cohort characteristics, as suggested by partial replication in GSE116250, and platform differences between microarray (GSE57338) and RNA-seq (TCGA-LIHC, GSE141198), while mitigated by within-dataset effect size computation, may introduce systematic bias. Network construction parameters were optimized independently within each dataset; cross-dataset topology comparisons therefore reflect both biological differences and dataset-specific optimization. Formal module preservation analysis was not performed owing to cross-platform interpretability challenges; the gene-level overlap quantification (Fisher OR = 1.7,</w:t>
+        <w:t xml:space="preserve">This study has several limitations. Because it is based on bulk transcriptomic datasets, the identified programs represent the transcriptional organization of translation-associated genes rather than direct measurements of translational efficiency; ribosome footprint profiling (Ribo-seq) would substantially strengthen evidence for altered translational activity[26]. These findings reflect disease-associated transcriptional organization, not direct evidence of causal network rewiring, and bulk transcriptomes cannot fully separate transcriptional remodeling from changes in cellular composition (cardiomyocyte loss and fibroblast proliferation in HF; tumor purity and stromal infiltration in HCC). Cell-type deconvolution was beyond the scope of this analysis. The ATF4/ISR regulatory hypothesis is correlational and requires causal validation. Pathway-level concordance may vary with cohort characteristics, as suggested by partial replication in GSE116250. Platform differences between microarray (GSE57338) and RNA-seq (TCGA-LIHC, GSE141198), while mitigated by within-dataset effect size computation, may introduce systematic bias. Network construction parameters were optimized independently within each dataset; cross-dataset topology comparisons therefore reflected both biological differences and dataset-specific optimizations. Formal module preservation analysis was not performed owing to cross-platform interpretability challenges; gene-level overlap quantification (Fisher OR = 1.7,</w:t>
       </w:r>
       <w:r>
         <w:rPr>
@@ -5003,7 +4995,7 @@
           <w:color w:val="000000"/>
           <w:sz w:val="24"/>
         </w:rPr>
-        <w:t xml:space="preserve">= 0.039) provides an empirical assessment of limited module gene sharing. HCC cohorts are predominantly of Asian ancestry, and cross-population generalizability requires further evaluation. The cross-disease comparison remains observational; prospective multi-omics studies with paired ribosome profiling would be required to establish causality.</w:t>
+        <w:t xml:space="preserve">= 0.039) provides an empirical assessment of limited module gene sharing. HCC cohorts are predominantly of Asian ancestry and cross-population generalizability requires further evaluation. Cross-disease comparison remains observational, and prospective multi-omics studies with paired ribosome profiling would be required to establish causality.</w:t>
       </w:r>
     </w:p>
     <w:p>
@@ -5018,7 +5010,7 @@
           <w:color w:val="000000"/>
           <w:sz w:val="24"/>
         </w:rPr>
-        <w:t xml:space="preserve">Translation-related transcriptional programs are independently identifiable in HF and HCC but organized through disease-specific network architecture, with convergent functional themes emerging at the pathway level and perturbation direction shaped by disease context. From a clinical perspective, this cross-disease framework illuminates principles obscured in single-disease analyses: ATF4/ISR engagement suggests the failing heart activates conserved stress-adaptive programs also co-opted during hepatocarcinogenesis, and the presence of mirror perturbation in advanced HF but its absence in HCM suggests progressive translational suppression may represent a disease-stage-specific vulnerability. This disease-context-dependent remodeling framework (Fig. 5) provides a foundation for mechanistic studies of how distinct pathological environments reshape translation-related programs, illustrating the value of multi-resolution cross-disease comparisons for identifying regulatory principles and potential therapeutic entry points.</w:t>
+        <w:t xml:space="preserve">Translation-related transcriptional programs are independently identifiable in HF and HCC but are organized through disease-specific network architecture, with convergent functional themes emerging at the pathway level and perturbation direction shaped by disease context. From a clinical perspective, this cross-disease framework illuminates principles obscured in single-disease analyses: ATF4/ISR engagement suggests that the failing heart activates conserved stress-adaptive programs also co-opted during hepatocarcinogenesis, and the presence of mirror perturbation in advanced HF but its absence in HCM suggests that progressive translational suppression may represent a disease-stage-specific vulnerability. This disease-context-dependent remodeling framework (Fig. 5) provides a foundation for mechanistic studies on how distinct pathological environments reshape translation-related programs, illustrating the value of multi-resolution cross-disease comparisons for identifying regulatory principles and potential therapeutic entry points.</w:t>
       </w:r>
     </w:p>
     <w:bookmarkEnd w:id="28"/>
@@ -5066,7 +5058,7 @@
           <w:color w:val="000000"/>
           <w:sz w:val="24"/>
         </w:rPr>
-        <w:t xml:space="preserve">All datasets used in this study are publicly available and were originally collected with informed consent and ethical approval as described in their respective publications. No new data involving human participants or animals were generated for this study.</w:t>
+        <w:t xml:space="preserve">All datasets used in this study are publicly available and were originally collected with informed consent and ethical approval, as described in their respective publications. No new data involving human participants or animals were generated in this study.</w:t>
       </w:r>
     </w:p>
     <w:bookmarkEnd w:id="29"/>
@@ -5130,7 +5122,7 @@
           <w:color w:val="000000"/>
           <w:sz w:val="24"/>
         </w:rPr>
-        <w:t xml:space="preserve">All datasets used in this study are publicly available: GSE57338, GSE141198, GSE14520, and GSE76427 from the Gene Expression Omnibus (https://www.ncbi.nlm.nih.gov/geo/); TCGA-LIHC from the GDC Data Portal (https://portal.gdc.cancer.gov/). Analysis code is publicly available at https://github.com/zxy048/translation-mirror-hf-hcc (project name: translation-mirror-hf-hcc). The repository contains the complete WGCNA, ssGSEA, TF correlation, and direction consistency analysis pipelines. Programming language: R and Python. License: MIT. An archived version will be deposited in Zenodo with a permanent DOI upon acceptance.</w:t>
+        <w:t xml:space="preserve">All datasets used in this study are publicly available: GSE57338, GSE141198, GSE14520, and GSE76427 from the Gene Expression Omnibus (https://www.ncbi.nlm.nih.gov/geo/), and TCGA-LIHC from the GDC Data Portal (https://portal.gdc.cancer.gov/). This analysis code is publicly available at https://github.com/zxy048/translation-mirror-hf-hcc (project name: translation-mirror-hf-hcc). The repository contains the complete WGCNA, ssGSEA, TF correlation, and direction consistency analysis pipelines. Programming language: R and Python. License: MIT. An archived version will be deposited in Zenodo with a permanent DOI upon acceptance.</w:t>
       </w:r>
     </w:p>
     <w:bookmarkEnd w:id="31"/>
@@ -5278,7 +5270,7 @@
           <w:color w:val="000000"/>
           <w:sz w:val="24"/>
         </w:rPr>
-        <w:t xml:space="preserve">We thank all TCGA, GEO, and MSigDB database researchers and patients involved in the datasets used in this study, for their willingness to share relevant data and their contributions to medical progress.</w:t>
+        <w:t xml:space="preserve">We thank TCGA, GEO, and MSigDB database researchers and patients involved in the datasets used in this study for their willingness to share relevant data and their contributions to medical progress.</w:t>
       </w:r>
     </w:p>
     <w:p>
